--- a/public/Word_Core2_Starter.docx
+++ b/public/Word_Core2_Starter.docx
@@ -428,7 +428,7 @@
       </w:r>
     </w:p>
     <w:sectPr>
-      <w:pgSz w:w="15840" w:h="12240" w:orient="landscape"/>
+      <w:pgSz w:w="11906" w:h="16838" w:orient="portrait"/>
       <w:pgMar w:top="2160" w:right="2160" w:bottom="2160" w:left="2160" w:header="708" w:footer="708" w:gutter="0"/>
       <w:pgNumType/>
       <w:docGrid w:linePitch="360"/>

--- a/public/Word_Core2_Starter.docx
+++ b/public/Word_Core2_Starter.docx
@@ -394,7 +394,7 @@
           <w:sz w:val="24"/>
           <w:szCs w:val="24"/>
         </w:rPr>
-        <w:t xml:space="preserve">[INSERT LOGO HERE — replace with NVH logo image]</w:t>
+        <w:t xml:space="preserve">[INSERT LOGO HERE — use any logo-style image of your choosing]</w:t>
       </w:r>
     </w:p>
     <w:p>
